--- a/Yanjin-Li-Resume-ZH.docx
+++ b/Yanjin-Li-Resume-ZH.docx
@@ -44,12 +44,12 @@
     </w:p>
     <w:p>
       <w:pPr>
-        <w:spacing w:after="70"/>
-      </w:pPr>
-      <w:hyperlink w:history="1" r:id="rIdlffr3c6axmijrii8ouqkz">
+        <w:spacing w:after="80"/>
+      </w:pPr>
+      <w:hyperlink w:history="1" r:id="rIdzeto_-rbchlgkmyf2dyhp">
         <w:r>
           <w:rPr>
-            <w:color w:val="4A4A4A"/>
+            <w:color w:val="3E3E3E"/>
             <w:sz w:val="17"/>
             <w:szCs w:val="17"/>
           </w:rPr>
@@ -58,16 +58,16 @@
       </w:hyperlink>
       <w:r>
         <w:rPr>
-          <w:color w:val="7A7A7A"/>
+          <w:color w:val="787878"/>
           <w:sz w:val="17"/>
           <w:szCs w:val="17"/>
         </w:rPr>
         <w:t xml:space="preserve">   ·   </w:t>
       </w:r>
-      <w:hyperlink w:history="1" r:id="rIdak0f_65phkyydbliqrqhw">
+      <w:hyperlink w:history="1" r:id="rIdp1o7qzdgvaccmykzdjfar">
         <w:r>
           <w:rPr>
-            <w:color w:val="4A4A4A"/>
+            <w:color w:val="3E3E3E"/>
             <w:sz w:val="17"/>
             <w:szCs w:val="17"/>
           </w:rPr>
@@ -76,16 +76,16 @@
       </w:hyperlink>
       <w:r>
         <w:rPr>
-          <w:color w:val="7A7A7A"/>
+          <w:color w:val="787878"/>
           <w:sz w:val="17"/>
           <w:szCs w:val="17"/>
         </w:rPr>
         <w:t xml:space="preserve">   ·   </w:t>
       </w:r>
-      <w:hyperlink w:history="1" r:id="rIda69o3na0h6j2pizi_mbxc">
+      <w:hyperlink w:history="1" r:id="rIdjpfar9kh3plzyspams4ri">
         <w:r>
           <w:rPr>
-            <w:color w:val="4A4A4A"/>
+            <w:color w:val="3E3E3E"/>
             <w:sz w:val="17"/>
             <w:szCs w:val="17"/>
           </w:rPr>
@@ -94,16 +94,16 @@
       </w:hyperlink>
       <w:r>
         <w:rPr>
-          <w:color w:val="7A7A7A"/>
+          <w:color w:val="787878"/>
           <w:sz w:val="17"/>
           <w:szCs w:val="17"/>
         </w:rPr>
         <w:t xml:space="preserve">   ·   </w:t>
       </w:r>
-      <w:hyperlink w:history="1" r:id="rIdqdey-iqkigdcuwlzsimsk">
+      <w:hyperlink w:history="1" r:id="rIdpppybbq-uf4lyawdfx0uq">
         <w:r>
           <w:rPr>
-            <w:color w:val="4A4A4A"/>
+            <w:color w:val="3E3E3E"/>
             <w:sz w:val="17"/>
             <w:szCs w:val="17"/>
           </w:rPr>
@@ -117,7 +117,7 @@
       </w:pPr>
       <w:r>
         <w:rPr>
-          <w:color w:val="4A4A4A"/>
+          <w:color w:val="3E3E3E"/>
           <w:sz w:val="19"/>
           <w:szCs w:val="19"/>
         </w:rPr>
@@ -129,7 +129,7 @@
         <w:pBdr>
           <w:bottom w:val="single" w:color="1A1A1A" w:sz="8" w:space="2"/>
         </w:pBdr>
-        <w:spacing w:after="60" w:before="170"/>
+        <w:spacing w:after="50" w:before="150"/>
       </w:pPr>
       <w:r>
         <w:rPr>
@@ -145,51 +145,112 @@
     </w:p>
     <w:p>
       <w:pPr>
-        <w:spacing w:after="0" w:before="40"/>
-      </w:pPr>
-      <w:r>
-        <w:rPr>
-          <w:b/>
-          <w:bCs/>
-          <w:color w:val="1A1A1A"/>
-          <w:sz w:val="20"/>
-          <w:szCs w:val="20"/>
-        </w:rPr>
-        <w:t xml:space="preserve">Zero Gradient</w:t>
-      </w:r>
-      <w:r>
-        <w:rPr>
-          <w:color w:val="1A1A1A"/>
-          <w:sz w:val="20"/>
-          <w:szCs w:val="20"/>
-        </w:rPr>
-        <w:t xml:space="preserve"> — 无反向传播训练的 4.16B 参数语言模型</w:t>
-      </w:r>
-      <w:r>
-        <w:rPr>
-          <w:color w:val="7A7A7A"/>
-          <w:sz w:val="15"/>
-          <w:szCs w:val="15"/>
+        <w:spacing w:after="70"/>
+      </w:pPr>
+      <w:r>
+        <w:rPr>
+          <w:i/>
+          <w:iCs/>
+          <w:color w:val="787878"/>
+          <w:sz w:val="16"/>
+          <w:szCs w:val="16"/>
+        </w:rPr>
+        <w:t xml:space="preserve">每个标题链接到作品集里的完整技术说明：yanjin-ai.github.io/portfolio。</w:t>
+      </w:r>
+    </w:p>
+    <w:p>
+      <w:pPr>
+        <w:spacing w:after="20" w:before="60"/>
+      </w:pPr>
+      <w:hyperlink w:history="1" r:id="rIdegojsevvsahg2nnr-la8a">
+        <w:r>
+          <w:rPr>
+            <w:b/>
+            <w:bCs/>
+            <w:color w:val="1F3A5F"/>
+            <w:sz w:val="20"/>
+            <w:szCs w:val="20"/>
+          </w:rPr>
+          <w:t xml:space="preserve">Zero Gradient ↗</w:t>
+        </w:r>
+      </w:hyperlink>
+      <w:r>
+        <w:rPr>
+          <w:color w:val="1A1A1A"/>
+          <w:sz w:val="19"/>
+          <w:szCs w:val="19"/>
+        </w:rPr>
+        <w:t xml:space="preserve"> — 在单块 16GB T4 上、全局禁用反向传播训练的 4.16B 参数内容路由 MoE 语言模型</w:t>
+      </w:r>
+      <w:r>
+        <w:rPr>
+          <w:color w:val="787878"/>
+          <w:sz w:val="14"/>
+          <w:szCs w:val="14"/>
         </w:rPr>
         <w:t xml:space="preserve">   RESEARCH</w:t>
       </w:r>
     </w:p>
     <w:p>
       <w:pPr>
-        <w:spacing w:after="0"/>
-      </w:pPr>
-      <w:r>
-        <w:rPr>
-          <w:color w:val="4A4A4A"/>
-          <w:sz w:val="18"/>
-          <w:szCs w:val="18"/>
-        </w:rPr>
-        <w:t xml:space="preserve">在单块 T4 上全局禁用 autograd 训练内容路由 MoE 语言模型；用五阶段能力边界研究 + 对照实验证明天花板在架构而非算法。论文草稿 + arXiv 包。</w:t>
-      </w:r>
-    </w:p>
-    <w:p>
-      <w:pPr>
-        <w:spacing w:after="20"/>
+        <w:pStyle w:val="ListParagraph"/>
+        <w:numPr>
+          <w:ilvl w:val="0"/>
+          <w:numId w:val="1"/>
+        </w:numPr>
+        <w:spacing w:after="20"/>
+        <w:ind w:left="230" w:hanging="170"/>
+      </w:pPr>
+      <w:r>
+        <w:rPr>
+          <w:color w:val="3E3E3E"/>
+          <w:sz w:val="18"/>
+          <w:szCs w:val="18"/>
+        </w:rPr>
+        <w:t xml:space="preserve">用层级本地损失 + 深度监督读出头、EMA 原型内容路由与冻结注意力替代端到端梯度；4 层 × 950 专家、top-2 路由、每步仅更新 0.42% 专家 —— 完全确定性可复现。</w:t>
+      </w:r>
+    </w:p>
+    <w:p>
+      <w:pPr>
+        <w:pStyle w:val="ListParagraph"/>
+        <w:numPr>
+          <w:ilvl w:val="0"/>
+          <w:numId w:val="1"/>
+        </w:numPr>
+        <w:spacing w:after="20"/>
+        <w:ind w:left="230" w:hanging="170"/>
+      </w:pPr>
+      <w:r>
+        <w:rPr>
+          <w:color w:val="3E3E3E"/>
+          <w:sz w:val="18"/>
+          <w:szCs w:val="18"/>
+        </w:rPr>
+        <w:t xml:space="preserve">五阶段实验；测试困惑度 1355，对比同预算反向传播对照的 159（3–9 倍代价）。情感任务迁移达 79%，关系（NLI）与算术停留在随机水平。</w:t>
+      </w:r>
+    </w:p>
+    <w:p>
+      <w:pPr>
+        <w:pStyle w:val="ListParagraph"/>
+        <w:numPr>
+          <w:ilvl w:val="0"/>
+          <w:numId w:val="1"/>
+        </w:numPr>
+        <w:spacing w:after="20"/>
+        <w:ind w:left="230" w:hanging="170"/>
+      </w:pPr>
+      <w:r>
+        <w:rPr>
+          <w:color w:val="3E3E3E"/>
+          <w:sz w:val="18"/>
+          <w:szCs w:val="18"/>
+        </w:rPr>
+        <w:t xml:space="preserve">证伪了自己的三个机制假说、纠正两个假性结果；对照的可训练注意力 Transformer 瞬间解到 100%（真实 SNLI 69.97%），证明天花板在架构而非缺少梯度。论文草稿 + 8 页 workshop 论文 + arXiv 包。</w:t>
+      </w:r>
+    </w:p>
+    <w:p>
+      <w:pPr>
+        <w:spacing w:after="40"/>
       </w:pPr>
       <w:r>
         <w:rPr>
@@ -197,56 +258,102 @@
           <w:sz w:val="16"/>
           <w:szCs w:val="16"/>
         </w:rPr>
-        <w:t xml:space="preserve">PyTorch · MoE · layer-local learning · WikiText-103</w:t>
-      </w:r>
-    </w:p>
-    <w:p>
-      <w:pPr>
-        <w:spacing w:after="0" w:before="40"/>
-      </w:pPr>
-      <w:r>
-        <w:rPr>
-          <w:b/>
-          <w:bCs/>
-          <w:color w:val="1A1A1A"/>
-          <w:sz w:val="20"/>
-          <w:szCs w:val="20"/>
-        </w:rPr>
-        <w:t xml:space="preserve">Gemma4all</w:t>
-      </w:r>
-      <w:r>
-        <w:rPr>
-          <w:color w:val="1A1A1A"/>
-          <w:sz w:val="20"/>
-          <w:szCs w:val="20"/>
-        </w:rPr>
-        <w:t xml:space="preserve"> — 跨设备 AI 任务系统</w:t>
-      </w:r>
-      <w:r>
-        <w:rPr>
-          <w:color w:val="7A7A7A"/>
-          <w:sz w:val="15"/>
-          <w:szCs w:val="15"/>
+        <w:t xml:space="preserve">PyTorch (autograd off) · MoE 950 experts/layer · layer-local learning · EMA routing · WikiText-103 · Kaggle T4</w:t>
+      </w:r>
+    </w:p>
+    <w:p>
+      <w:pPr>
+        <w:spacing w:after="20" w:before="60"/>
+      </w:pPr>
+      <w:hyperlink w:history="1" r:id="rId4yvhsnidmsiqlmx6eoykx">
+        <w:r>
+          <w:rPr>
+            <w:b/>
+            <w:bCs/>
+            <w:color w:val="1F3A5F"/>
+            <w:sz w:val="20"/>
+            <w:szCs w:val="20"/>
+          </w:rPr>
+          <w:t xml:space="preserve">Gemma4all ↗</w:t>
+        </w:r>
+      </w:hyperlink>
+      <w:r>
+        <w:rPr>
+          <w:color w:val="1A1A1A"/>
+          <w:sz w:val="19"/>
+          <w:szCs w:val="19"/>
+        </w:rPr>
+        <w:t xml:space="preserve"> — 跨设备 AI 任务系统：手机任务按隐私与能力路由到手机/桌面/云，跨设备接续，每次状态变更都是不可变事件</w:t>
+      </w:r>
+      <w:r>
+        <w:rPr>
+          <w:color w:val="787878"/>
+          <w:sz w:val="14"/>
+          <w:szCs w:val="14"/>
         </w:rPr>
         <w:t xml:space="preserve">   SYSTEMS</w:t>
       </w:r>
     </w:p>
     <w:p>
       <w:pPr>
-        <w:spacing w:after="0"/>
-      </w:pPr>
-      <w:r>
-        <w:rPr>
-          <w:color w:val="4A4A4A"/>
-          <w:sz w:val="18"/>
-          <w:szCs w:val="18"/>
-        </w:rPr>
-        <w:t xml:space="preserve">Schema-first（42 份 JSON Schema）、事件溯源、本地优先系统，含 fail-closed 人在回路审批与基于隐私的路由引擎，覆盖 iOS/Android/macOS；端侧推理基于 Metal GPU 上的 LiteRT-LM。</w:t>
-      </w:r>
-    </w:p>
-    <w:p>
-      <w:pPr>
-        <w:spacing w:after="20"/>
+        <w:pStyle w:val="ListParagraph"/>
+        <w:numPr>
+          <w:ilvl w:val="0"/>
+          <w:numId w:val="1"/>
+        </w:numPr>
+        <w:spacing w:after="20"/>
+        <w:ind w:left="230" w:hanging="170"/>
+      </w:pPr>
+      <w:r>
+        <w:rPr>
+          <w:color w:val="3E3E3E"/>
+          <w:sz w:val="18"/>
+          <w:szCs w:val="18"/>
+        </w:rPr>
+        <w:t xml:space="preserve">四条原则 —— task-first、schema-first、控制面优先、本地优先；42 份 JSON Schema 生成全部类型（四种语言零手写 DTO），7 份协议文档 + ADR。</w:t>
+      </w:r>
+    </w:p>
+    <w:p>
+      <w:pPr>
+        <w:pStyle w:val="ListParagraph"/>
+        <w:numPr>
+          <w:ilvl w:val="0"/>
+          <w:numId w:val="1"/>
+        </w:numPr>
+        <w:spacing w:after="20"/>
+        <w:ind w:left="230" w:hanging="170"/>
+      </w:pPr>
+      <w:r>
+        <w:rPr>
+          <w:color w:val="3E3E3E"/>
+          <w:sz w:val="18"/>
+          <w:szCs w:val="18"/>
+        </w:rPr>
+        <w:t xml:space="preserve">构建 TypeScript/Node 控制面（事件溯源、SQLite、AJV 校验、7 组 API）、带 6 个真实工具 + 16 个测试的 Python asyncio 桌面运行时，以及通过 Bonjour 互相发现的 iOS/Android/macOS 原生宿主；端侧推理基于 Metal GPU 上的 LiteRT-LM（4–6 秒/任务）。</w:t>
+      </w:r>
+    </w:p>
+    <w:p>
+      <w:pPr>
+        <w:pStyle w:val="ListParagraph"/>
+        <w:numPr>
+          <w:ilvl w:val="0"/>
+          <w:numId w:val="1"/>
+        </w:numPr>
+        <w:spacing w:after="20"/>
+        <w:ind w:left="230" w:hanging="170"/>
+      </w:pPr>
+      <w:r>
+        <w:rPr>
+          <w:color w:val="3E3E3E"/>
+          <w:sz w:val="18"/>
+          <w:szCs w:val="18"/>
+        </w:rPr>
+        <w:t xml:space="preserve">基于隐私的路由引擎 + 幂等的跨设备接续；专门的安全阶段加入中央策略、灾难性命令筛查、fail-closed 人在回路审批门与 CI。</w:t>
+      </w:r>
+    </w:p>
+    <w:p>
+      <w:pPr>
+        <w:spacing w:after="40"/>
       </w:pPr>
       <w:r>
         <w:rPr>
@@ -254,56 +361,102 @@
           <w:sz w:val="16"/>
           <w:szCs w:val="16"/>
         </w:rPr>
-        <w:t xml:space="preserve">TypeScript · Python · Swift · Kotlin · JSON Schema · event sourcing</w:t>
-      </w:r>
-    </w:p>
-    <w:p>
-      <w:pPr>
-        <w:spacing w:after="0" w:before="40"/>
-      </w:pPr>
-      <w:r>
-        <w:rPr>
-          <w:b/>
-          <w:bCs/>
-          <w:color w:val="1A1A1A"/>
-          <w:sz w:val="20"/>
-          <w:szCs w:val="20"/>
-        </w:rPr>
-        <w:t xml:space="preserve">TriageGeist</w:t>
-      </w:r>
-      <w:r>
-        <w:rPr>
-          <w:color w:val="1A1A1A"/>
-          <w:sz w:val="20"/>
-          <w:szCs w:val="20"/>
-        </w:rPr>
-        <w:t xml:space="preserve"> — 可信急诊分诊决策栈</w:t>
-      </w:r>
-      <w:r>
-        <w:rPr>
-          <w:color w:val="7A7A7A"/>
-          <w:sz w:val="15"/>
-          <w:szCs w:val="15"/>
+        <w:t xml:space="preserve">TypeScript · Python · Swift · Kotlin · JSON Schema 2020-12 · LiteRT-LM / Metal · SQLite · event sourcing · Bonjour</w:t>
+      </w:r>
+    </w:p>
+    <w:p>
+      <w:pPr>
+        <w:spacing w:after="20" w:before="60"/>
+      </w:pPr>
+      <w:hyperlink w:history="1" r:id="rIdrwhdshrx1awffj2nvihaj">
+        <w:r>
+          <w:rPr>
+            <w:b/>
+            <w:bCs/>
+            <w:color w:val="1F3A5F"/>
+            <w:sz w:val="20"/>
+            <w:szCs w:val="20"/>
+          </w:rPr>
+          <w:t xml:space="preserve">TriageGeist ↗</w:t>
+        </w:r>
+      </w:hyperlink>
+      <w:r>
+        <w:rPr>
+          <w:color w:val="1A1A1A"/>
+          <w:sz w:val="19"/>
+          <w:szCs w:val="19"/>
+        </w:rPr>
+        <w:t xml:space="preserve"> — 选择数据诚实而非排行榜名次的急诊分诊决策栈</w:t>
+      </w:r>
+      <w:r>
+        <w:rPr>
+          <w:color w:val="787878"/>
+          <w:sz w:val="14"/>
+          <w:szCs w:val="14"/>
         </w:rPr>
         <w:t xml:space="preserve">   APPLIED ML</w:t>
       </w:r>
     </w:p>
     <w:p>
       <w:pPr>
-        <w:spacing w:after="0"/>
-      </w:pPr>
-      <w:r>
-        <w:rPr>
-          <w:color w:val="4A4A4A"/>
-          <w:sz w:val="18"/>
-          <w:szCs w:val="18"/>
-        </w:rPr>
-        <w:t xml:space="preserve">发现 99.7% 标签泄漏并拒绝利用；构建文本盲 GBDT（QWK 0.93），外加 isotonic 校准、conformal 不确定性、bootstrap 公平性审计与运营控制台。12/12 测试通过。</w:t>
-      </w:r>
-    </w:p>
-    <w:p>
-      <w:pPr>
-        <w:spacing w:after="20"/>
+        <w:pStyle w:val="ListParagraph"/>
+        <w:numPr>
+          <w:ilvl w:val="0"/>
+          <w:numId w:val="1"/>
+        </w:numPr>
+        <w:spacing w:after="20"/>
+        <w:ind w:left="230" w:hanging="170"/>
+      </w:pPr>
+      <w:r>
+        <w:rPr>
+          <w:color w:val="3E3E3E"/>
+          <w:sz w:val="18"/>
+          <w:szCs w:val="18"/>
+        </w:rPr>
+        <w:t xml:space="preserve">发现 99.7% 的主诉短语单调映射到唯一分诊等级（融合模型 QWK≈1.0），拒绝利用它 —— 作为数据质量发现记录下来。</w:t>
+      </w:r>
+    </w:p>
+    <w:p>
+      <w:pPr>
+        <w:pStyle w:val="ListParagraph"/>
+        <w:numPr>
+          <w:ilvl w:val="0"/>
+          <w:numId w:val="1"/>
+        </w:numPr>
+        <w:spacing w:after="20"/>
+        <w:ind w:left="230" w:hanging="170"/>
+      </w:pPr>
+      <w:r>
+        <w:rPr>
+          <w:color w:val="3E3E3E"/>
+          <w:sz w:val="18"/>
+          <w:szCs w:val="18"/>
+        </w:rPr>
+        <w:t xml:space="preserve">转而构建文本盲的多任务 GBDT（分诊等级 + 住院 + 停留时长，QWK 0.9287），特征经训练/推理共用的 transform() 生成（无偏移）。</w:t>
+      </w:r>
+    </w:p>
+    <w:p>
+      <w:pPr>
+        <w:pStyle w:val="ListParagraph"/>
+        <w:numPr>
+          <w:ilvl w:val="0"/>
+          <w:numId w:val="1"/>
+        </w:numPr>
+        <w:spacing w:after="20"/>
+        <w:ind w:left="230" w:hanging="170"/>
+      </w:pPr>
+      <w:r>
+        <w:rPr>
+          <w:color w:val="3E3E3E"/>
+          <w:sz w:val="18"/>
+          <w:szCs w:val="18"/>
+        </w:rPr>
+        <w:t xml:space="preserve">外加治理层：isotonic 校准（ECE −46%）、conformal 预测（约 89% 病例推给人工复核）、bootstrap 公平性区间（发现爱沙尼亚语人群 3 倍欠分诊）、错误分类学与四视图运营控制台。12/12 测试。</w:t>
+      </w:r>
+    </w:p>
+    <w:p>
+      <w:pPr>
+        <w:spacing w:after="40"/>
       </w:pPr>
       <w:r>
         <w:rPr>
@@ -311,56 +464,102 @@
           <w:sz w:val="16"/>
           <w:szCs w:val="16"/>
         </w:rPr>
-        <w:t xml:space="preserve">LightGBM · conformal prediction · calibration · fairness audit</w:t>
-      </w:r>
-    </w:p>
-    <w:p>
-      <w:pPr>
-        <w:spacing w:after="0" w:before="40"/>
-      </w:pPr>
-      <w:r>
-        <w:rPr>
-          <w:b/>
-          <w:bCs/>
-          <w:color w:val="1A1A1A"/>
-          <w:sz w:val="20"/>
-          <w:szCs w:val="20"/>
-        </w:rPr>
-        <w:t xml:space="preserve">NeuroGolf (ARC-AGI)</w:t>
-      </w:r>
-      <w:r>
-        <w:rPr>
-          <w:color w:val="1A1A1A"/>
-          <w:sz w:val="20"/>
-          <w:szCs w:val="20"/>
-        </w:rPr>
-        <w:t xml:space="preserve"> — 最小 ONNX 电路编译器</w:t>
-      </w:r>
-      <w:r>
-        <w:rPr>
-          <w:color w:val="7A7A7A"/>
-          <w:sz w:val="15"/>
-          <w:szCs w:val="15"/>
+        <w:t xml:space="preserve">LightGBM (multi-task) · isotonic calibration · conformal prediction (APS) · bootstrap fairness · shared transform()</w:t>
+      </w:r>
+    </w:p>
+    <w:p>
+      <w:pPr>
+        <w:spacing w:after="20" w:before="60"/>
+      </w:pPr>
+      <w:hyperlink w:history="1" r:id="rIdctzacafzvxvy8oaepvsk-">
+        <w:r>
+          <w:rPr>
+            <w:b/>
+            <w:bCs/>
+            <w:color w:val="1F3A5F"/>
+            <w:sz w:val="20"/>
+            <w:szCs w:val="20"/>
+          </w:rPr>
+          <w:t xml:space="preserve">NeuroGolf (ARC-AGI) ↗</w:t>
+        </w:r>
+      </w:hyperlink>
+      <w:r>
+        <w:rPr>
+          <w:color w:val="1A1A1A"/>
+          <w:sz w:val="19"/>
+          <w:szCs w:val="19"/>
+        </w:rPr>
+        <w:t xml:space="preserve"> — 把 400 个 ARC-AGI 任务各编译成最小静态 ONNX 网络（评分 max(1, 25 − ln(params + memory))）</w:t>
+      </w:r>
+      <w:r>
+        <w:rPr>
+          <w:color w:val="787878"/>
+          <w:sz w:val="14"/>
+          <w:szCs w:val="14"/>
         </w:rPr>
         <w:t xml:space="preserve">   RESEARCH</w:t>
       </w:r>
     </w:p>
     <w:p>
       <w:pPr>
-        <w:spacing w:after="0"/>
-      </w:pPr>
-      <w:r>
-        <w:rPr>
-          <w:color w:val="4A4A4A"/>
-          <w:sz w:val="18"/>
-          <w:szCs w:val="18"/>
-        </w:rPr>
-        <w:t xml:space="preserve">把 ARC-AGI“神经高尔夫”比赛重构为程序合成；将评分器逆向成成本模型，把真规则编译成抗过拟合的整数权重电路，并在 3000+ 生成样例上验证。</w:t>
-      </w:r>
-    </w:p>
-    <w:p>
-      <w:pPr>
-        <w:spacing w:after="20"/>
+        <w:pStyle w:val="ListParagraph"/>
+        <w:numPr>
+          <w:ilvl w:val="0"/>
+          <w:numId w:val="1"/>
+        </w:numPr>
+        <w:spacing w:after="20"/>
+        <w:ind w:left="230" w:hanging="170"/>
+      </w:pPr>
+      <w:r>
+        <w:rPr>
+          <w:color w:val="3E3E3E"/>
+          <w:sz w:val="18"/>
+          <w:szCs w:val="18"/>
+        </w:rPr>
+        <w:t xml:space="preserve">把“神经高尔夫”比赛从学习问题重构为程序合成 + 电路 golfing，识别出官方每题生成器即真值规则与同分布采样器。</w:t>
+      </w:r>
+    </w:p>
+    <w:p>
+      <w:pPr>
+        <w:pStyle w:val="ListParagraph"/>
+        <w:numPr>
+          <w:ilvl w:val="0"/>
+          <w:numId w:val="1"/>
+        </w:numPr>
+        <w:spacing w:after="20"/>
+        <w:ind w:left="230" w:hanging="170"/>
+      </w:pPr>
+      <w:r>
+        <w:rPr>
+          <w:color w:val="3E3E3E"/>
+          <w:sz w:val="18"/>
+          <w:szCs w:val="18"/>
+        </w:rPr>
+        <w:t xml:space="preserve">把评分器逆向成成本模型（输入输出与节点属性免费；单节点电路 ≈ 0 内存；log 尺度 ⇒ 重设计 ≫ 微调）；构建 oracle、建图库与三级验证器（官方 + 3000+ 生成样例 + 约束审计）。</w:t>
+      </w:r>
+    </w:p>
+    <w:p>
+      <w:pPr>
+        <w:pStyle w:val="ListParagraph"/>
+        <w:numPr>
+          <w:ilvl w:val="0"/>
+          <w:numId w:val="1"/>
+        </w:numPr>
+        <w:spacing w:after="20"/>
+        <w:ind w:left="230" w:hanging="170"/>
+      </w:pPr>
+      <w:r>
+        <w:rPr>
+          <w:color w:val="3E3E3E"/>
+          <w:sz w:val="18"/>
+          <w:szCs w:val="18"/>
+        </w:rPr>
+        <w:t xml:space="preserve">关键教训：LP 拟合的 conv 本地过 3000 样例却在 Kaggle 得 0 —— 区分“拟合通过样本的函数”与“实现真规则”；只有整数权重电路（margin ≥1）对私有集稳健。写成可迁移的方法论总结。</w:t>
+      </w:r>
+    </w:p>
+    <w:p>
+      <w:pPr>
+        <w:spacing w:after="40"/>
       </w:pPr>
       <w:r>
         <w:rPr>
@@ -368,56 +567,102 @@
           <w:sz w:val="16"/>
           <w:szCs w:val="16"/>
         </w:rPr>
-        <w:t xml:space="preserve">ONNX · program synthesis · scorer reverse-engineering</w:t>
-      </w:r>
-    </w:p>
-    <w:p>
-      <w:pPr>
-        <w:spacing w:after="0" w:before="40"/>
-      </w:pPr>
-      <w:r>
-        <w:rPr>
-          <w:b/>
-          <w:bCs/>
-          <w:color w:val="1A1A1A"/>
-          <w:sz w:val="20"/>
-          <w:szCs w:val="20"/>
-        </w:rPr>
-        <w:t xml:space="preserve">AI Showrunner</w:t>
-      </w:r>
-      <w:r>
-        <w:rPr>
-          <w:color w:val="1A1A1A"/>
-          <w:sz w:val="20"/>
-          <w:szCs w:val="20"/>
-        </w:rPr>
-        <w:t xml:space="preserve"> — 一句话 → 带字幕竖屏短剧</w:t>
-      </w:r>
-      <w:r>
-        <w:rPr>
-          <w:color w:val="7A7A7A"/>
-          <w:sz w:val="15"/>
-          <w:szCs w:val="15"/>
+        <w:t xml:space="preserve">ONNX / onnxruntime · program synthesis · scorer reverse-engineering · integer-weight circuits · LP / torch fitting</w:t>
+      </w:r>
+    </w:p>
+    <w:p>
+      <w:pPr>
+        <w:spacing w:after="20" w:before="60"/>
+      </w:pPr>
+      <w:hyperlink w:history="1" r:id="rIdydgmihd82uwnvg6yr6ypx">
+        <w:r>
+          <w:rPr>
+            <w:b/>
+            <w:bCs/>
+            <w:color w:val="1F3A5F"/>
+            <w:sz w:val="20"/>
+            <w:szCs w:val="20"/>
+          </w:rPr>
+          <w:t xml:space="preserve">AI Showrunner ↗</w:t>
+        </w:r>
+      </w:hyperlink>
+      <w:r>
+        <w:rPr>
+          <w:color w:val="1A1A1A"/>
+          <w:sz w:val="19"/>
+          <w:szCs w:val="19"/>
+        </w:rPr>
+        <w:t xml:space="preserve"> — 一句话 → 带字幕的 9:16 短片；端到端 AI 虚拟制片流水线</w:t>
+      </w:r>
+      <w:r>
+        <w:rPr>
+          <w:color w:val="787878"/>
+          <w:sz w:val="14"/>
+          <w:szCs w:val="14"/>
         </w:rPr>
         <w:t xml:space="preserve">   PRODUCT</w:t>
       </w:r>
     </w:p>
     <w:p>
       <w:pPr>
-        <w:spacing w:after="0"/>
-      </w:pPr>
-      <w:r>
-        <w:rPr>
-          <w:color w:val="4A4A4A"/>
-          <w:sz w:val="18"/>
-          <w:szCs w:val="18"/>
-        </w:rPr>
-        <w:t xml:space="preserve">多模态 agent 流水线（剧本 → 分镜 → 视频生成），VL 评审闭环驱动定向重试与跨镜头角色一致性；端到端产出六部成片。</w:t>
-      </w:r>
-    </w:p>
-    <w:p>
-      <w:pPr>
-        <w:spacing w:after="20"/>
+        <w:pStyle w:val="ListParagraph"/>
+        <w:numPr>
+          <w:ilvl w:val="0"/>
+          <w:numId w:val="1"/>
+        </w:numPr>
+        <w:spacing w:after="20"/>
+        <w:ind w:left="230" w:hanging="170"/>
+      </w:pPr>
+      <w:r>
+        <w:rPr>
+          <w:color w:val="3E3E3E"/>
+          <w:sz w:val="18"/>
+          <w:szCs w:val="18"/>
+        </w:rPr>
+        <w:t xml:space="preserve">流水线：剧本 → 分镜 → 逐镜头视频生成 → 视觉模型评审 → 多语言字幕，全部是可回放的 Pydantic JSON 产物，带人在回路审批门与每次运行成本上限。</w:t>
+      </w:r>
+    </w:p>
+    <w:p>
+      <w:pPr>
+        <w:pStyle w:val="ListParagraph"/>
+        <w:numPr>
+          <w:ilvl w:val="0"/>
+          <w:numId w:val="1"/>
+        </w:numPr>
+        <w:spacing w:after="20"/>
+        <w:ind w:left="230" w:hanging="170"/>
+      </w:pPr>
+      <w:r>
+        <w:rPr>
+          <w:color w:val="3E3E3E"/>
+          <w:sz w:val="18"/>
+          <w:szCs w:val="18"/>
+        </w:rPr>
+        <w:t xml:space="preserve">闭环评审（非一次性）：每个片段抽 3 帧，由 VL 模型按叙事契合/角色一致性/技术质量打分；不合格生成定向修复提示词，在重试预算内进行。</w:t>
+      </w:r>
+    </w:p>
+    <w:p>
+      <w:pPr>
+        <w:pStyle w:val="ListParagraph"/>
+        <w:numPr>
+          <w:ilvl w:val="0"/>
+          <w:numId w:val="1"/>
+        </w:numPr>
+        <w:spacing w:after="20"/>
+        <w:ind w:left="230" w:hanging="170"/>
+      </w:pPr>
+      <w:r>
+        <w:rPr>
+          <w:color w:val="3E3E3E"/>
+          <w:sz w:val="18"/>
+          <w:szCs w:val="18"/>
+        </w:rPr>
+        <w:t xml:space="preserve">通过规范参考肖像作为图生视频首帧实现跨镜头角色一致性（实测 9–10）；端到端产出六部成片。</w:t>
+      </w:r>
+    </w:p>
+    <w:p>
+      <w:pPr>
+        <w:spacing w:after="40"/>
       </w:pPr>
       <w:r>
         <w:rPr>
@@ -425,56 +670,102 @@
           <w:sz w:val="16"/>
           <w:szCs w:val="16"/>
         </w:rPr>
-        <w:t xml:space="preserve">FastAPI · Qwen-VL critic · I2V/T2V · ffmpeg</w:t>
-      </w:r>
-    </w:p>
-    <w:p>
-      <w:pPr>
-        <w:spacing w:after="0" w:before="40"/>
-      </w:pPr>
-      <w:r>
-        <w:rPr>
-          <w:b/>
-          <w:bCs/>
-          <w:color w:val="1A1A1A"/>
-          <w:sz w:val="20"/>
-          <w:szCs w:val="20"/>
-        </w:rPr>
-        <w:t xml:space="preserve">Nemotron Post-training</w:t>
-      </w:r>
-      <w:r>
-        <w:rPr>
-          <w:color w:val="1A1A1A"/>
-          <w:sz w:val="20"/>
-          <w:szCs w:val="20"/>
-        </w:rPr>
-        <w:t xml:space="preserve"> — 30B MoE 推理模型的后训练流水线</w:t>
-      </w:r>
-      <w:r>
-        <w:rPr>
-          <w:color w:val="7A7A7A"/>
-          <w:sz w:val="15"/>
-          <w:szCs w:val="15"/>
+        <w:t xml:space="preserve">FastAPI · asyncio · Pydantic · Qwen-Max planner · Qwen-VL critic · Wan I2V/T2V · ffmpeg</w:t>
+      </w:r>
+    </w:p>
+    <w:p>
+      <w:pPr>
+        <w:spacing w:after="20" w:before="60"/>
+      </w:pPr>
+      <w:hyperlink w:history="1" r:id="rIdfluq6y9sdkkikoa_fofo0">
+        <w:r>
+          <w:rPr>
+            <w:b/>
+            <w:bCs/>
+            <w:color w:val="1F3A5F"/>
+            <w:sz w:val="20"/>
+            <w:szCs w:val="20"/>
+          </w:rPr>
+          <w:t xml:space="preserve">Nemotron Post-training ↗</w:t>
+        </w:r>
+      </w:hyperlink>
+      <w:r>
+        <w:rPr>
+          <w:color w:val="1A1A1A"/>
+          <w:sz w:val="19"/>
+          <w:szCs w:val="19"/>
+        </w:rPr>
+        <w:t xml:space="preserve"> — 英伟达 Nemotron-3-Nano-30B（MoE + Mamba–Transformer 混合）的可复现后训练流水线；一次被彻底归因的失败</w:t>
+      </w:r>
+      <w:r>
+        <w:rPr>
+          <w:color w:val="787878"/>
+          <w:sz w:val="14"/>
+          <w:szCs w:val="14"/>
         </w:rPr>
         <w:t xml:space="preserve">   RESEARCH</w:t>
       </w:r>
     </w:p>
     <w:p>
       <w:pPr>
-        <w:spacing w:after="0"/>
-      </w:pPr>
-      <w:r>
-        <w:rPr>
-          <w:color w:val="4A4A4A"/>
-          <w:sz w:val="18"/>
-          <w:szCs w:val="18"/>
-        </w:rPr>
-        <w:t xml:space="preserve">构建可复现的“规则 teacher → CoT-SFT”流水线（基线 EM 0.75；单卡 4-bit 加载 30B MoE、发现并修复上游 cache bug、多维奖励塑形），随后用六份事后分析彻底归因训练失败并设计恢复路线。</w:t>
-      </w:r>
-    </w:p>
-    <w:p>
-      <w:pPr>
-        <w:spacing w:after="20"/>
+        <w:pStyle w:val="ListParagraph"/>
+        <w:numPr>
+          <w:ilvl w:val="0"/>
+          <w:numId w:val="1"/>
+        </w:numPr>
+        <w:spacing w:after="20"/>
+        <w:ind w:left="230" w:hanging="170"/>
+      </w:pPr>
+      <w:r>
+        <w:rPr>
+          <w:color w:val="3E3E3E"/>
+          <w:sz w:val="18"/>
+          <w:szCs w:val="18"/>
+        </w:rPr>
+        <w:t xml:space="preserve">构建规则 teacher → CoT-SFT 流水线：确定性规则求解器作 teacher（EM 0.75、格式 100%）提供干净蒸馏标签；单卡 4-bit 加载 30B MoE；发现并修复 cache_position bug；masked SFT collator；为 GRPO/DPO 做多维奖励塑形。</w:t>
+      </w:r>
+    </w:p>
+    <w:p>
+      <w:pPr>
+        <w:pStyle w:val="ListParagraph"/>
+        <w:numPr>
+          <w:ilvl w:val="0"/>
+          <w:numId w:val="1"/>
+        </w:numPr>
+        <w:spacing w:after="20"/>
+        <w:ind w:left="230" w:hanging="170"/>
+      </w:pPr>
+      <w:r>
+        <w:rPr>
+          <w:color w:val="3E3E3E"/>
+          <w:sz w:val="18"/>
+          <w:szCs w:val="18"/>
+        </w:rPr>
+        <w:t xml:space="preserve">SFT loss 降到 0.33 但生成崩溃（EM 0%）；归因到 teacher-forcing 与生成的不一致，写了六份事后分析，设计了 native-PEFT 恢复路线。</w:t>
+      </w:r>
+    </w:p>
+    <w:p>
+      <w:pPr>
+        <w:pStyle w:val="ListParagraph"/>
+        <w:numPr>
+          <w:ilvl w:val="0"/>
+          <w:numId w:val="1"/>
+        </w:numPr>
+        <w:spacing w:after="20"/>
+        <w:ind w:left="230" w:hanging="170"/>
+      </w:pPr>
+      <w:r>
+        <w:rPr>
+          <w:color w:val="3E3E3E"/>
+          <w:sz w:val="18"/>
+          <w:szCs w:val="18"/>
+        </w:rPr>
+        <w:t xml:space="preserve">提炼出永久流程规则：任何长训练前先用 5 条样本跑通完整“训练→生成”回路。</w:t>
+      </w:r>
+    </w:p>
+    <w:p>
+      <w:pPr>
+        <w:spacing w:after="40"/>
       </w:pPr>
       <w:r>
         <w:rPr>
@@ -482,12 +773,12 @@
           <w:sz w:val="16"/>
           <w:szCs w:val="16"/>
         </w:rPr>
-        <w:t xml:space="preserve">Transformers · PEFT/LoRA · 4-bit quantization · GRPO reward shaping</w:t>
-      </w:r>
-    </w:p>
-    <w:p>
-      <w:pPr>
-        <w:spacing w:after="20" w:before="20"/>
+        <w:t xml:space="preserve">Transformers · PEFT/LoRA · Unsloth · TRL · 4-bit quantization · GRPO reward shaping</w:t>
+      </w:r>
+    </w:p>
+    <w:p>
+      <w:pPr>
+        <w:spacing w:after="20" w:before="30"/>
       </w:pPr>
       <w:r>
         <w:rPr>
@@ -501,7 +792,7 @@
       </w:r>
       <w:r>
         <w:rPr>
-          <w:color w:val="4A4A4A"/>
+          <w:color w:val="3E3E3E"/>
           <w:sz w:val="17"/>
           <w:szCs w:val="17"/>
         </w:rPr>
@@ -513,7 +804,7 @@
         <w:pBdr>
           <w:bottom w:val="single" w:color="1A1A1A" w:sz="8" w:space="2"/>
         </w:pBdr>
-        <w:spacing w:after="60" w:before="170"/>
+        <w:spacing w:after="50" w:before="150"/>
       </w:pPr>
       <w:r>
         <w:rPr>
@@ -543,7 +834,7 @@
       </w:r>
       <w:r>
         <w:rPr>
-          <w:color w:val="4A4A4A"/>
+          <w:color w:val="3E3E3E"/>
           <w:sz w:val="18"/>
           <w:szCs w:val="18"/>
         </w:rPr>
@@ -554,7 +845,7 @@
       </w:r>
       <w:r>
         <w:rPr>
-          <w:color w:val="7A7A7A"/>
+          <w:color w:val="787878"/>
           <w:sz w:val="17"/>
           <w:szCs w:val="17"/>
         </w:rPr>
@@ -573,7 +864,7 @@
       </w:pPr>
       <w:r>
         <w:rPr>
-          <w:color w:val="4A4A4A"/>
+          <w:color w:val="3E3E3E"/>
           <w:sz w:val="18"/>
           <w:szCs w:val="18"/>
         </w:rPr>
@@ -592,7 +883,7 @@
       </w:pPr>
       <w:r>
         <w:rPr>
-          <w:color w:val="4A4A4A"/>
+          <w:color w:val="3E3E3E"/>
           <w:sz w:val="18"/>
           <w:szCs w:val="18"/>
         </w:rPr>
@@ -615,7 +906,7 @@
       </w:r>
       <w:r>
         <w:rPr>
-          <w:color w:val="4A4A4A"/>
+          <w:color w:val="3E3E3E"/>
           <w:sz w:val="18"/>
           <w:szCs w:val="18"/>
         </w:rPr>
@@ -626,7 +917,7 @@
       </w:r>
       <w:r>
         <w:rPr>
-          <w:color w:val="7A7A7A"/>
+          <w:color w:val="787878"/>
           <w:sz w:val="17"/>
           <w:szCs w:val="17"/>
         </w:rPr>
@@ -645,7 +936,7 @@
       </w:pPr>
       <w:r>
         <w:rPr>
-          <w:color w:val="4A4A4A"/>
+          <w:color w:val="3E3E3E"/>
           <w:sz w:val="18"/>
           <w:szCs w:val="18"/>
         </w:rPr>
@@ -664,7 +955,7 @@
       </w:pPr>
       <w:r>
         <w:rPr>
-          <w:color w:val="4A4A4A"/>
+          <w:color w:val="3E3E3E"/>
           <w:sz w:val="18"/>
           <w:szCs w:val="18"/>
         </w:rPr>
@@ -687,7 +978,7 @@
       </w:r>
       <w:r>
         <w:rPr>
-          <w:color w:val="4A4A4A"/>
+          <w:color w:val="3E3E3E"/>
           <w:sz w:val="18"/>
           <w:szCs w:val="18"/>
         </w:rPr>
@@ -698,7 +989,7 @@
       </w:r>
       <w:r>
         <w:rPr>
-          <w:color w:val="7A7A7A"/>
+          <w:color w:val="787878"/>
           <w:sz w:val="17"/>
           <w:szCs w:val="17"/>
         </w:rPr>
@@ -717,7 +1008,7 @@
       </w:pPr>
       <w:r>
         <w:rPr>
-          <w:color w:val="4A4A4A"/>
+          <w:color w:val="3E3E3E"/>
           <w:sz w:val="18"/>
           <w:szCs w:val="18"/>
         </w:rPr>
@@ -740,7 +1031,7 @@
       </w:r>
       <w:r>
         <w:rPr>
-          <w:color w:val="4A4A4A"/>
+          <w:color w:val="3E3E3E"/>
           <w:sz w:val="18"/>
           <w:szCs w:val="18"/>
         </w:rPr>
@@ -751,7 +1042,7 @@
       </w:r>
       <w:r>
         <w:rPr>
-          <w:color w:val="7A7A7A"/>
+          <w:color w:val="787878"/>
           <w:sz w:val="17"/>
           <w:szCs w:val="17"/>
         </w:rPr>
@@ -770,7 +1061,7 @@
       </w:pPr>
       <w:r>
         <w:rPr>
-          <w:color w:val="4A4A4A"/>
+          <w:color w:val="3E3E3E"/>
           <w:sz w:val="18"/>
           <w:szCs w:val="18"/>
         </w:rPr>
@@ -782,7 +1073,7 @@
         <w:pBdr>
           <w:bottom w:val="single" w:color="1A1A1A" w:sz="8" w:space="2"/>
         </w:pBdr>
-        <w:spacing w:after="60" w:before="170"/>
+        <w:spacing w:after="50" w:before="150"/>
       </w:pPr>
       <w:r>
         <w:rPr>
@@ -812,7 +1103,7 @@
       </w:r>
       <w:r>
         <w:rPr>
-          <w:color w:val="4A4A4A"/>
+          <w:color w:val="3E3E3E"/>
           <w:sz w:val="18"/>
           <w:szCs w:val="18"/>
         </w:rPr>
@@ -823,7 +1114,7 @@
       </w:r>
       <w:r>
         <w:rPr>
-          <w:color w:val="7A7A7A"/>
+          <w:color w:val="787878"/>
           <w:sz w:val="17"/>
           <w:szCs w:val="17"/>
         </w:rPr>
@@ -846,7 +1137,7 @@
       </w:r>
       <w:r>
         <w:rPr>
-          <w:color w:val="4A4A4A"/>
+          <w:color w:val="3E3E3E"/>
           <w:sz w:val="18"/>
           <w:szCs w:val="18"/>
         </w:rPr>
@@ -857,7 +1148,7 @@
       </w:r>
       <w:r>
         <w:rPr>
-          <w:color w:val="7A7A7A"/>
+          <w:color w:val="787878"/>
           <w:sz w:val="17"/>
           <w:szCs w:val="17"/>
         </w:rPr>
@@ -869,7 +1160,7 @@
         <w:pBdr>
           <w:bottom w:val="single" w:color="1A1A1A" w:sz="8" w:space="2"/>
         </w:pBdr>
-        <w:spacing w:after="60" w:before="170"/>
+        <w:spacing w:after="50" w:before="150"/>
       </w:pPr>
       <w:r>
         <w:rPr>
@@ -899,7 +1190,7 @@
       </w:r>
       <w:r>
         <w:rPr>
-          <w:color w:val="4A4A4A"/>
+          <w:color w:val="3E3E3E"/>
           <w:sz w:val="18"/>
           <w:szCs w:val="18"/>
         </w:rPr>
@@ -922,7 +1213,7 @@
       </w:r>
       <w:r>
         <w:rPr>
-          <w:color w:val="4A4A4A"/>
+          <w:color w:val="3E3E3E"/>
           <w:sz w:val="18"/>
           <w:szCs w:val="18"/>
         </w:rPr>
@@ -945,7 +1236,7 @@
       </w:r>
       <w:r>
         <w:rPr>
-          <w:color w:val="4A4A4A"/>
+          <w:color w:val="3E3E3E"/>
           <w:sz w:val="18"/>
           <w:szCs w:val="18"/>
         </w:rPr>
@@ -968,7 +1259,7 @@
       </w:r>
       <w:r>
         <w:rPr>
-          <w:color w:val="4A4A4A"/>
+          <w:color w:val="3E3E3E"/>
           <w:sz w:val="18"/>
           <w:szCs w:val="18"/>
         </w:rPr>

--- a/Yanjin-Li-Resume-ZH.docx
+++ b/Yanjin-Li-Resume-ZH.docx
@@ -46,7 +46,7 @@
       <w:pPr>
         <w:spacing w:after="80"/>
       </w:pPr>
-      <w:hyperlink w:history="1" r:id="rIdzeto_-rbchlgkmyf2dyhp">
+      <w:hyperlink w:history="1" r:id="rIdjrwuc0yfwhi1zlzepovk9">
         <w:r>
           <w:rPr>
             <w:color w:val="3E3E3E"/>
@@ -64,7 +64,7 @@
         </w:rPr>
         <w:t xml:space="preserve">   ·   </w:t>
       </w:r>
-      <w:hyperlink w:history="1" r:id="rIdp1o7qzdgvaccmykzdjfar">
+      <w:hyperlink w:history="1" r:id="rIdjn1xtx9quk8sfcbvupxmz">
         <w:r>
           <w:rPr>
             <w:color w:val="3E3E3E"/>
@@ -82,7 +82,7 @@
         </w:rPr>
         <w:t xml:space="preserve">   ·   </w:t>
       </w:r>
-      <w:hyperlink w:history="1" r:id="rIdjpfar9kh3plzyspams4ri">
+      <w:hyperlink w:history="1" r:id="rIdq1-d8rdl1fhbad3y--clx">
         <w:r>
           <w:rPr>
             <w:color w:val="3E3E3E"/>
@@ -100,7 +100,7 @@
         </w:rPr>
         <w:t xml:space="preserve">   ·   </w:t>
       </w:r>
-      <w:hyperlink w:history="1" r:id="rIdpppybbq-uf4lyawdfx0uq">
+      <w:hyperlink w:history="1" r:id="rIdst2rvwrbams-gruaje8nv">
         <w:r>
           <w:rPr>
             <w:color w:val="3E3E3E"/>
@@ -113,7 +113,7 @@
     </w:p>
     <w:p>
       <w:pPr>
-        <w:spacing w:after="20"/>
+        <w:spacing w:after="8"/>
       </w:pPr>
       <w:r>
         <w:rPr>
@@ -121,7 +121,40 @@
           <w:sz w:val="19"/>
           <w:szCs w:val="19"/>
         </w:rPr>
-        <w:t xml:space="preserve">自学成长的 AI 建造者 —— 自 2026 年初起靠论文与课程自学，在三个月内独立设计、实现并评估了 11 个项目，覆盖训练方法研究、多设备 AI 系统、应用决策系统与已上线产品。</w:t>
+        <w:t xml:space="preserve">自学成长的 AI 建造者 —— 自 2026 年初起靠论文与开源代码系统自学，在三个月内独立设计、实现并评估了 11 个项目，覆盖训练方法研究、多设备 AI 系统、应用决策系统与已上线产品。</w:t>
+      </w:r>
+    </w:p>
+    <w:p>
+      <w:pPr>
+        <w:spacing w:after="20"/>
+      </w:pPr>
+      <w:r>
+        <w:rPr>
+          <w:b/>
+          <w:bCs/>
+          <w:color w:val="1A1A1A"/>
+          <w:sz w:val="18"/>
+          <w:szCs w:val="18"/>
+        </w:rPr>
+        <w:t xml:space="preserve">ESCP</w:t>
+      </w:r>
+      <w:r>
+        <w:rPr>
+          <w:color w:val="787878"/>
+          <w:sz w:val="18"/>
+          <w:szCs w:val="18"/>
+        </w:rPr>
+        <w:t xml:space="preserve"> 管理学与金融硕士   ·   实习经历：</w:t>
+      </w:r>
+      <w:r>
+        <w:rPr>
+          <w:b/>
+          <w:bCs/>
+          <w:color w:val="1A1A1A"/>
+          <w:sz w:val="18"/>
+          <w:szCs w:val="18"/>
+        </w:rPr>
+        <w:t xml:space="preserve">法国巴黎银行 · 汇丰 · TikTok · 滴滴</w:t>
       </w:r>
     </w:p>
     <w:p>
@@ -162,7 +195,7 @@
       <w:pPr>
         <w:spacing w:after="20" w:before="60"/>
       </w:pPr>
-      <w:hyperlink w:history="1" r:id="rIdegojsevvsahg2nnr-la8a">
+      <w:hyperlink w:history="1" r:id="rIdc85kweskte3y7bxyvsd1l">
         <w:r>
           <w:rPr>
             <w:b/>
@@ -265,7 +298,7 @@
       <w:pPr>
         <w:spacing w:after="20" w:before="60"/>
       </w:pPr>
-      <w:hyperlink w:history="1" r:id="rId4yvhsnidmsiqlmx6eoykx">
+      <w:hyperlink w:history="1" r:id="rIdwv-fohzboluj8ng4l8ft-">
         <w:r>
           <w:rPr>
             <w:b/>
@@ -368,7 +401,7 @@
       <w:pPr>
         <w:spacing w:after="20" w:before="60"/>
       </w:pPr>
-      <w:hyperlink w:history="1" r:id="rIdrwhdshrx1awffj2nvihaj">
+      <w:hyperlink w:history="1" r:id="rIdplphk-v8edrq8pgzwihqv">
         <w:r>
           <w:rPr>
             <w:b/>
@@ -471,7 +504,7 @@
       <w:pPr>
         <w:spacing w:after="20" w:before="60"/>
       </w:pPr>
-      <w:hyperlink w:history="1" r:id="rIdctzacafzvxvy8oaepvsk-">
+      <w:hyperlink w:history="1" r:id="rIdloq5ym7x01a_za7scwho2">
         <w:r>
           <w:rPr>
             <w:b/>
@@ -574,7 +607,7 @@
       <w:pPr>
         <w:spacing w:after="20" w:before="60"/>
       </w:pPr>
-      <w:hyperlink w:history="1" r:id="rIdydgmihd82uwnvg6yr6ypx">
+      <w:hyperlink w:history="1" r:id="rIddlbbqugm_mceb_eay0oi-">
         <w:r>
           <w:rPr>
             <w:b/>
@@ -677,7 +710,7 @@
       <w:pPr>
         <w:spacing w:after="20" w:before="60"/>
       </w:pPr>
-      <w:hyperlink w:history="1" r:id="rIdfluq6y9sdkkikoa_fofo0">
+      <w:hyperlink w:history="1" r:id="rId040bs-cpfyvrvvlkrnq9z">
         <w:r>
           <w:rPr>
             <w:b/>
@@ -1263,7 +1296,7 @@
           <w:sz w:val="18"/>
           <w:szCs w:val="18"/>
         </w:rPr>
-        <w:t xml:space="preserve">高 agency、自学型的从零到一建造者 —— 好奇、善反思、有韧性，具备敏锐洞察与画家般的设计眼光，自在穿行于不同文化与语言之间。</w:t>
+        <w:t xml:space="preserve">高 agency、自学型的从零到一建造者 —— 勇于探索、高敏感、善于观察世界、爱读书、善反思、有韧性，具备敏锐洞察与画家般的设计眼光；选择做自己热爱的事，并希望把它做到最好。</w:t>
       </w:r>
     </w:p>
     <w:sectPr>

--- a/Yanjin-Li-Resume-ZH.docx
+++ b/Yanjin-Li-Resume-ZH.docx
@@ -46,7 +46,7 @@
       <w:pPr>
         <w:spacing w:after="80"/>
       </w:pPr>
-      <w:hyperlink w:history="1" r:id="rIdjrwuc0yfwhi1zlzepovk9">
+      <w:hyperlink w:history="1" r:id="rId87lc00ffw0-zq2aoblnte">
         <w:r>
           <w:rPr>
             <w:color w:val="3E3E3E"/>
@@ -64,7 +64,7 @@
         </w:rPr>
         <w:t xml:space="preserve">   ·   </w:t>
       </w:r>
-      <w:hyperlink w:history="1" r:id="rIdjn1xtx9quk8sfcbvupxmz">
+      <w:hyperlink w:history="1" r:id="rIdjni2eztnxl9mauzcax-dh">
         <w:r>
           <w:rPr>
             <w:color w:val="3E3E3E"/>
@@ -82,7 +82,7 @@
         </w:rPr>
         <w:t xml:space="preserve">   ·   </w:t>
       </w:r>
-      <w:hyperlink w:history="1" r:id="rIdq1-d8rdl1fhbad3y--clx">
+      <w:hyperlink w:history="1" r:id="rIdsar_ogdyzmwg_clgt6fff">
         <w:r>
           <w:rPr>
             <w:color w:val="3E3E3E"/>
@@ -100,7 +100,7 @@
         </w:rPr>
         <w:t xml:space="preserve">   ·   </w:t>
       </w:r>
-      <w:hyperlink w:history="1" r:id="rIdst2rvwrbams-gruaje8nv">
+      <w:hyperlink w:history="1" r:id="rIdx_lmot4aczu6q0eajdfze">
         <w:r>
           <w:rPr>
             <w:color w:val="3E3E3E"/>
@@ -195,7 +195,7 @@
       <w:pPr>
         <w:spacing w:after="20" w:before="60"/>
       </w:pPr>
-      <w:hyperlink w:history="1" r:id="rIdc85kweskte3y7bxyvsd1l">
+      <w:hyperlink w:history="1" r:id="rIdxjuxyp_uemwpbbo8svqyd">
         <w:r>
           <w:rPr>
             <w:b/>
@@ -298,7 +298,7 @@
       <w:pPr>
         <w:spacing w:after="20" w:before="60"/>
       </w:pPr>
-      <w:hyperlink w:history="1" r:id="rIdwv-fohzboluj8ng4l8ft-">
+      <w:hyperlink w:history="1" r:id="rIdwm2q_inshnporjvmhu6ra">
         <w:r>
           <w:rPr>
             <w:b/>
@@ -401,7 +401,7 @@
       <w:pPr>
         <w:spacing w:after="20" w:before="60"/>
       </w:pPr>
-      <w:hyperlink w:history="1" r:id="rIdplphk-v8edrq8pgzwihqv">
+      <w:hyperlink w:history="1" r:id="rIdgeynfuxrzyvgy4evgvadx">
         <w:r>
           <w:rPr>
             <w:b/>
@@ -504,7 +504,7 @@
       <w:pPr>
         <w:spacing w:after="20" w:before="60"/>
       </w:pPr>
-      <w:hyperlink w:history="1" r:id="rIdloq5ym7x01a_za7scwho2">
+      <w:hyperlink w:history="1" r:id="rIdszkqef-gcggyr_kntxwuv">
         <w:r>
           <w:rPr>
             <w:b/>
@@ -607,7 +607,7 @@
       <w:pPr>
         <w:spacing w:after="20" w:before="60"/>
       </w:pPr>
-      <w:hyperlink w:history="1" r:id="rIddlbbqugm_mceb_eay0oi-">
+      <w:hyperlink w:history="1" r:id="rIdlqzy0nkhirlkaakhf3exq">
         <w:r>
           <w:rPr>
             <w:b/>
@@ -710,7 +710,7 @@
       <w:pPr>
         <w:spacing w:after="20" w:before="60"/>
       </w:pPr>
-      <w:hyperlink w:history="1" r:id="rId040bs-cpfyvrvvlkrnq9z">
+      <w:hyperlink w:history="1" r:id="rIdkwqthnpx65yst0wqslpuo">
         <w:r>
           <w:rPr>
             <w:b/>

--- a/Yanjin-Li-Resume-ZH.docx
+++ b/Yanjin-Li-Resume-ZH.docx
@@ -46,7 +46,7 @@
       <w:pPr>
         <w:spacing w:after="80"/>
       </w:pPr>
-      <w:hyperlink w:history="1" r:id="rId87lc00ffw0-zq2aoblnte">
+      <w:hyperlink w:history="1" r:id="rIded6zngfbcud4awcwl9bcd">
         <w:r>
           <w:rPr>
             <w:color w:val="3E3E3E"/>
@@ -64,7 +64,7 @@
         </w:rPr>
         <w:t xml:space="preserve">   ·   </w:t>
       </w:r>
-      <w:hyperlink w:history="1" r:id="rIdjni2eztnxl9mauzcax-dh">
+      <w:hyperlink w:history="1" r:id="rIdxntxhhz37fymkpucroe9l">
         <w:r>
           <w:rPr>
             <w:color w:val="3E3E3E"/>
@@ -82,7 +82,7 @@
         </w:rPr>
         <w:t xml:space="preserve">   ·   </w:t>
       </w:r>
-      <w:hyperlink w:history="1" r:id="rIdsar_ogdyzmwg_clgt6fff">
+      <w:hyperlink w:history="1" r:id="rIdb0dmsl0ntavx_lqjk3yqi">
         <w:r>
           <w:rPr>
             <w:color w:val="3E3E3E"/>
@@ -100,7 +100,7 @@
         </w:rPr>
         <w:t xml:space="preserve">   ·   </w:t>
       </w:r>
-      <w:hyperlink w:history="1" r:id="rIdx_lmot4aczu6q0eajdfze">
+      <w:hyperlink w:history="1" r:id="rIdxdkjaytihhfihuddj3fyt">
         <w:r>
           <w:rPr>
             <w:color w:val="3E3E3E"/>
@@ -195,7 +195,7 @@
       <w:pPr>
         <w:spacing w:after="20" w:before="60"/>
       </w:pPr>
-      <w:hyperlink w:history="1" r:id="rIdxjuxyp_uemwpbbo8svqyd">
+      <w:hyperlink w:history="1" r:id="rIdqj-fzxh_rlmtjncy8s1wg">
         <w:r>
           <w:rPr>
             <w:b/>
@@ -213,7 +213,7 @@
           <w:sz w:val="19"/>
           <w:szCs w:val="19"/>
         </w:rPr>
-        <w:t xml:space="preserve"> — 在单块 16GB T4 上、全局禁用反向传播训练的 4.16B 参数内容路由 MoE 语言模型</w:t>
+        <w:t xml:space="preserve"> — 不用反向传播训练一个大语言模型，并测绘这条路会在哪里撞到极限</w:t>
       </w:r>
       <w:r>
         <w:rPr>
@@ -240,45 +240,45 @@
           <w:sz w:val="18"/>
           <w:szCs w:val="18"/>
         </w:rPr>
-        <w:t xml:space="preserve">用层级本地损失 + 深度监督读出头、EMA 原型内容路由与冻结注意力替代端到端梯度；4 层 × 950 专家、top-2 路由、每步仅更新 0.42% 专家 —— 完全确定性可复现。</w:t>
-      </w:r>
-    </w:p>
-    <w:p>
-      <w:pPr>
-        <w:pStyle w:val="ListParagraph"/>
-        <w:numPr>
-          <w:ilvl w:val="0"/>
-          <w:numId w:val="1"/>
-        </w:numPr>
-        <w:spacing w:after="20"/>
-        <w:ind w:left="230" w:hanging="170"/>
-      </w:pPr>
-      <w:r>
-        <w:rPr>
-          <w:color w:val="3E3E3E"/>
-          <w:sz w:val="18"/>
-          <w:szCs w:val="18"/>
-        </w:rPr>
-        <w:t xml:space="preserve">五阶段实验；测试困惑度 1355，对比同预算反向传播对照的 159（3–9 倍代价）。情感任务迁移达 79%，关系（NLI）与算术停留在随机水平。</w:t>
-      </w:r>
-    </w:p>
-    <w:p>
-      <w:pPr>
-        <w:pStyle w:val="ListParagraph"/>
-        <w:numPr>
-          <w:ilvl w:val="0"/>
-          <w:numId w:val="1"/>
-        </w:numPr>
-        <w:spacing w:after="20"/>
-        <w:ind w:left="230" w:hanging="170"/>
-      </w:pPr>
-      <w:r>
-        <w:rPr>
-          <w:color w:val="3E3E3E"/>
-          <w:sz w:val="18"/>
-          <w:szCs w:val="18"/>
-        </w:rPr>
-        <w:t xml:space="preserve">证伪了自己的三个机制假说、纠正两个假性结果；对照的可训练注意力 Transformer 瞬间解到 100%（真实 SNLI 69.97%），证明天花板在架构而非缺少梯度。论文草稿 + 8 页 workshop 论文 + arXiv 包。</w:t>
+        <w:t xml:space="preserve">从一个具体问题出发 —— 在单卡的硬约束下，局部学习规则能不能替代端到端梯度 —— 并把工作设计成去找它在哪里失效，而不只是能不能跑。</w:t>
+      </w:r>
+    </w:p>
+    <w:p>
+      <w:pPr>
+        <w:pStyle w:val="ListParagraph"/>
+        <w:numPr>
+          <w:ilvl w:val="0"/>
+          <w:numId w:val="1"/>
+        </w:numPr>
+        <w:spacing w:after="20"/>
+        <w:ind w:left="230" w:hanging="170"/>
+      </w:pPr>
+      <w:r>
+        <w:rPr>
+          <w:color w:val="3E3E3E"/>
+          <w:sz w:val="18"/>
+          <w:szCs w:val="18"/>
+        </w:rPr>
+        <w:t xml:space="preserve">做了一个 40 亿参数的内容路由 MoE，用层级本地损失和冻结注意力，再配一整套分阶段的对照实验，把因果和相关分开。</w:t>
+      </w:r>
+    </w:p>
+    <w:p>
+      <w:pPr>
+        <w:pStyle w:val="ListParagraph"/>
+        <w:numPr>
+          <w:ilvl w:val="0"/>
+          <w:numId w:val="1"/>
+        </w:numPr>
+        <w:spacing w:after="20"/>
+        <w:ind w:left="230" w:hanging="170"/>
+      </w:pPr>
+      <w:r>
+        <w:rPr>
+          <w:color w:val="3E3E3E"/>
+          <w:sz w:val="18"/>
+          <w:szCs w:val="18"/>
+        </w:rPr>
+        <w:t xml:space="preserve">我最看重的收获是方法本身：我能设计诚实的消融、把一个限制精确定位下来 —— 这里的天花板最终落在架构，而不是缺少梯度。整理成了一篇短论文。</w:t>
       </w:r>
     </w:p>
     <w:p>
@@ -298,7 +298,7 @@
       <w:pPr>
         <w:spacing w:after="20" w:before="60"/>
       </w:pPr>
-      <w:hyperlink w:history="1" r:id="rIdwm2q_inshnporjvmhu6ra">
+      <w:hyperlink w:history="1" r:id="rId6bws7xkeqm16e199shiqo">
         <w:r>
           <w:rPr>
             <w:b/>
@@ -316,7 +316,7 @@
           <w:sz w:val="19"/>
           <w:szCs w:val="19"/>
         </w:rPr>
-        <w:t xml:space="preserve"> — 跨设备 AI 任务系统：手机任务按隐私与能力路由到手机/桌面/云，跨设备接续，每次状态变更都是不可变事件</w:t>
+        <w:t xml:space="preserve"> — 一个跨设备助手：任务可以在手机、桌面、云之间运行与接续</w:t>
       </w:r>
       <w:r>
         <w:rPr>
@@ -343,45 +343,45 @@
           <w:sz w:val="18"/>
           <w:szCs w:val="18"/>
         </w:rPr>
-        <w:t xml:space="preserve">四条原则 —— task-first、schema-first、控制面优先、本地优先；42 份 JSON Schema 生成全部类型（四种语言零手写 DTO），7 份协议文档 + ADR。</w:t>
-      </w:r>
-    </w:p>
-    <w:p>
-      <w:pPr>
-        <w:pStyle w:val="ListParagraph"/>
-        <w:numPr>
-          <w:ilvl w:val="0"/>
-          <w:numId w:val="1"/>
-        </w:numPr>
-        <w:spacing w:after="20"/>
-        <w:ind w:left="230" w:hanging="170"/>
-      </w:pPr>
-      <w:r>
-        <w:rPr>
-          <w:color w:val="3E3E3E"/>
-          <w:sz w:val="18"/>
-          <w:szCs w:val="18"/>
-        </w:rPr>
-        <w:t xml:space="preserve">构建 TypeScript/Node 控制面（事件溯源、SQLite、AJV 校验、7 组 API）、带 6 个真实工具 + 16 个测试的 Python asyncio 桌面运行时，以及通过 Bonjour 互相发现的 iOS/Android/macOS 原生宿主；端侧推理基于 Metal GPU 上的 LiteRT-LM（4–6 秒/任务）。</w:t>
-      </w:r>
-    </w:p>
-    <w:p>
-      <w:pPr>
-        <w:pStyle w:val="ListParagraph"/>
-        <w:numPr>
-          <w:ilvl w:val="0"/>
-          <w:numId w:val="1"/>
-        </w:numPr>
-        <w:spacing w:after="20"/>
-        <w:ind w:left="230" w:hanging="170"/>
-      </w:pPr>
-      <w:r>
-        <w:rPr>
-          <w:color w:val="3E3E3E"/>
-          <w:sz w:val="18"/>
-          <w:szCs w:val="18"/>
-        </w:rPr>
-        <w:t xml:space="preserve">基于隐私的路由引擎 + 幂等的跨设备接续；专门的安全阶段加入中央策略、灾难性命令筛查、fail-closed 人在回路审批门与 CI。</w:t>
+        <w:t xml:space="preserve">从我真正在意的问题出发 —— 一个能碰你文件的助手，正确的信任模型是什么 —— 让它去主导整个架构，而不是先做个 demo。</w:t>
+      </w:r>
+    </w:p>
+    <w:p>
+      <w:pPr>
+        <w:pStyle w:val="ListParagraph"/>
+        <w:numPr>
+          <w:ilvl w:val="0"/>
+          <w:numId w:val="1"/>
+        </w:numPr>
+        <w:spacing w:after="20"/>
+        <w:ind w:left="230" w:hanging="170"/>
+      </w:pPr>
+      <w:r>
+        <w:rPr>
+          <w:color w:val="3E3E3E"/>
+          <w:sz w:val="18"/>
+          <w:szCs w:val="18"/>
+        </w:rPr>
+        <w:t xml:space="preserve">做成 schema-first + 事件溯源：一份规范生成四种语言的类型，每次状态变更都是不可变事件，危险工具默认失败、必须人工审批，推理在端侧运行。</w:t>
+      </w:r>
+    </w:p>
+    <w:p>
+      <w:pPr>
+        <w:pStyle w:val="ListParagraph"/>
+        <w:numPr>
+          <w:ilvl w:val="0"/>
+          <w:numId w:val="1"/>
+        </w:numPr>
+        <w:spacing w:after="20"/>
+        <w:ind w:left="230" w:hanging="170"/>
+      </w:pPr>
+      <w:r>
+        <w:rPr>
+          <w:color w:val="3E3E3E"/>
+          <w:sz w:val="18"/>
+          <w:szCs w:val="18"/>
+        </w:rPr>
+        <w:t xml:space="preserve">我的收获：先把“契约”、以及“出错时该怎么办”设计好，才是让一个系统真正可信、并且能持续扩展的关键。</w:t>
       </w:r>
     </w:p>
     <w:p>
@@ -401,7 +401,7 @@
       <w:pPr>
         <w:spacing w:after="20" w:before="60"/>
       </w:pPr>
-      <w:hyperlink w:history="1" r:id="rIdgeynfuxrzyvgy4evgvadx">
+      <w:hyperlink w:history="1" r:id="rIdjsei7cpltdkdx9c00mo7h">
         <w:r>
           <w:rPr>
             <w:b/>
@@ -419,7 +419,7 @@
           <w:sz w:val="19"/>
           <w:szCs w:val="19"/>
         </w:rPr>
-        <w:t xml:space="preserve"> — 选择数据诚实而非排行榜名次的急诊分诊决策栈</w:t>
+        <w:t xml:space="preserve"> — 围绕“临床医生真正能依赖什么”来构建的急诊分诊决策支持栈</w:t>
       </w:r>
       <w:r>
         <w:rPr>
@@ -446,45 +446,45 @@
           <w:sz w:val="18"/>
           <w:szCs w:val="18"/>
         </w:rPr>
-        <w:t xml:space="preserve">发现 99.7% 的主诉短语单调映射到唯一分诊等级（融合模型 QWK≈1.0），拒绝利用它 —— 作为数据质量发现记录下来。</w:t>
-      </w:r>
-    </w:p>
-    <w:p>
-      <w:pPr>
-        <w:pStyle w:val="ListParagraph"/>
-        <w:numPr>
-          <w:ilvl w:val="0"/>
-          <w:numId w:val="1"/>
-        </w:numPr>
-        <w:spacing w:after="20"/>
-        <w:ind w:left="230" w:hanging="170"/>
-      </w:pPr>
-      <w:r>
-        <w:rPr>
-          <w:color w:val="3E3E3E"/>
-          <w:sz w:val="18"/>
-          <w:szCs w:val="18"/>
-        </w:rPr>
-        <w:t xml:space="preserve">转而构建文本盲的多任务 GBDT（分诊等级 + 住院 + 停留时长，QWK 0.9287），特征经训练/推理共用的 transform() 生成（无偏移）。</w:t>
-      </w:r>
-    </w:p>
-    <w:p>
-      <w:pPr>
-        <w:pStyle w:val="ListParagraph"/>
-        <w:numPr>
-          <w:ilvl w:val="0"/>
-          <w:numId w:val="1"/>
-        </w:numPr>
-        <w:spacing w:after="20"/>
-        <w:ind w:left="230" w:hanging="170"/>
-      </w:pPr>
-      <w:r>
-        <w:rPr>
-          <w:color w:val="3E3E3E"/>
-          <w:sz w:val="18"/>
-          <w:szCs w:val="18"/>
-        </w:rPr>
-        <w:t xml:space="preserve">外加治理层：isotonic 校准（ECE −46%）、conformal 预测（约 89% 病例推给人工复核）、bootstrap 公平性区间（发现爱沙尼亚语人群 3 倍欠分诊）、错误分类学与四视图运营控制台。12/12 测试。</w:t>
+        <w:t xml:space="preserve">我做的第一件事是审问标签 —— 发现表面的“信号”其实基本是查表，所以去优化分数只会做出一个不安全的东西。</w:t>
+      </w:r>
+    </w:p>
+    <w:p>
+      <w:pPr>
+        <w:pStyle w:val="ListParagraph"/>
+        <w:numPr>
+          <w:ilvl w:val="0"/>
+          <w:numId w:val="1"/>
+        </w:numPr>
+        <w:spacing w:after="20"/>
+        <w:ind w:left="230" w:hanging="170"/>
+      </w:pPr>
+      <w:r>
+        <w:rPr>
+          <w:color w:val="3E3E3E"/>
+          <w:sz w:val="18"/>
+          <w:szCs w:val="18"/>
+        </w:rPr>
+        <w:t xml:space="preserve">于是我转而基于生理特征做诚实的模型，并包上一个真实决策所需要的东西：校准过的置信度、有原则地把病例交给人工的机制、以及跨子群的公平性检查。</w:t>
+      </w:r>
+    </w:p>
+    <w:p>
+      <w:pPr>
+        <w:pStyle w:val="ListParagraph"/>
+        <w:numPr>
+          <w:ilvl w:val="0"/>
+          <w:numId w:val="1"/>
+        </w:numPr>
+        <w:spacing w:after="20"/>
+        <w:ind w:left="230" w:hanging="170"/>
+      </w:pPr>
+      <w:r>
+        <w:rPr>
+          <w:color w:val="3E3E3E"/>
+          <w:sz w:val="18"/>
+          <w:szCs w:val="18"/>
+        </w:rPr>
+        <w:t xml:space="preserve">我留下的教训：在一个决策系统里，知道什么时候不该信模型，比那个漂亮的指标更重要。</w:t>
       </w:r>
     </w:p>
     <w:p>
@@ -504,7 +504,7 @@
       <w:pPr>
         <w:spacing w:after="20" w:before="60"/>
       </w:pPr>
-      <w:hyperlink w:history="1" r:id="rIdszkqef-gcggyr_kntxwuv">
+      <w:hyperlink w:history="1" r:id="rId2zldlldra_mzxy4jphphi">
         <w:r>
           <w:rPr>
             <w:b/>
@@ -522,7 +522,7 @@
           <w:sz w:val="19"/>
           <w:szCs w:val="19"/>
         </w:rPr>
-        <w:t xml:space="preserve"> — 把 400 个 ARC-AGI 任务各编译成最小静态 ONNX 网络（评分 max(1, 25 − ln(params + memory))）</w:t>
+        <w:t xml:space="preserve"> — 把推理任务编译成尽可能小的神经电路</w:t>
       </w:r>
       <w:r>
         <w:rPr>
@@ -549,45 +549,45 @@
           <w:sz w:val="18"/>
           <w:szCs w:val="18"/>
         </w:rPr>
-        <w:t xml:space="preserve">把“神经高尔夫”比赛从学习问题重构为程序合成 + 电路 golfing，识别出官方每题生成器即真值规则与同分布采样器。</w:t>
-      </w:r>
-    </w:p>
-    <w:p>
-      <w:pPr>
-        <w:pStyle w:val="ListParagraph"/>
-        <w:numPr>
-          <w:ilvl w:val="0"/>
-          <w:numId w:val="1"/>
-        </w:numPr>
-        <w:spacing w:after="20"/>
-        <w:ind w:left="230" w:hanging="170"/>
-      </w:pPr>
-      <w:r>
-        <w:rPr>
-          <w:color w:val="3E3E3E"/>
-          <w:sz w:val="18"/>
-          <w:szCs w:val="18"/>
-        </w:rPr>
-        <w:t xml:space="preserve">把评分器逆向成成本模型（输入输出与节点属性免费；单节点电路 ≈ 0 内存；log 尺度 ⇒ 重设计 ≫ 微调）；构建 oracle、建图库与三级验证器（官方 + 3000+ 生成样例 + 约束审计）。</w:t>
-      </w:r>
-    </w:p>
-    <w:p>
-      <w:pPr>
-        <w:pStyle w:val="ListParagraph"/>
-        <w:numPr>
-          <w:ilvl w:val="0"/>
-          <w:numId w:val="1"/>
-        </w:numPr>
-        <w:spacing w:after="20"/>
-        <w:ind w:left="230" w:hanging="170"/>
-      </w:pPr>
-      <w:r>
-        <w:rPr>
-          <w:color w:val="3E3E3E"/>
-          <w:sz w:val="18"/>
-          <w:szCs w:val="18"/>
-        </w:rPr>
-        <w:t xml:space="preserve">关键教训：LP 拟合的 conv 本地过 3000 样例却在 Kaggle 得 0 —— 区分“拟合通过样本的函数”与“实现真规则”；只有整数权重电路（margin ≥1）对私有集稳健。写成可迁移的方法论总结。</w:t>
+        <w:t xml:space="preserve">打开局面的洞察：这根本不是学习问题 —— 每道题的真规则以生成器的形式给出，所以要做的是把已知规则编译成最小网络，而不是训练。</w:t>
+      </w:r>
+    </w:p>
+    <w:p>
+      <w:pPr>
+        <w:pStyle w:val="ListParagraph"/>
+        <w:numPr>
+          <w:ilvl w:val="0"/>
+          <w:numId w:val="1"/>
+        </w:numPr>
+        <w:spacing w:after="20"/>
+        <w:ind w:left="230" w:hanging="170"/>
+      </w:pPr>
+      <w:r>
+        <w:rPr>
+          <w:color w:val="3E3E3E"/>
+          <w:sz w:val="18"/>
+          <w:szCs w:val="18"/>
+        </w:rPr>
+        <w:t xml:space="preserve">把评分逆向成一个成本模型，再做出一套工具来构造电路、并在现场生成的数据上验证，确保不会过拟合公开样本。</w:t>
+      </w:r>
+    </w:p>
+    <w:p>
+      <w:pPr>
+        <w:pStyle w:val="ListParagraph"/>
+        <w:numPr>
+          <w:ilvl w:val="0"/>
+          <w:numId w:val="1"/>
+        </w:numPr>
+        <w:spacing w:after="20"/>
+        <w:ind w:left="230" w:hanging="170"/>
+      </w:pPr>
+      <w:r>
+        <w:rPr>
+          <w:color w:val="3E3E3E"/>
+          <w:sz w:val="18"/>
+          <w:szCs w:val="18"/>
+        </w:rPr>
+        <w:t xml:space="preserve">我的收获：分清“拟合一个能通过样本的函数”和“实现产生这些样本的规则” —— 只有后者站得住。写成了一份可复用的方法论总结。</w:t>
       </w:r>
     </w:p>
     <w:p>
@@ -607,7 +607,7 @@
       <w:pPr>
         <w:spacing w:after="20" w:before="60"/>
       </w:pPr>
-      <w:hyperlink w:history="1" r:id="rIdlqzy0nkhirlkaakhf3exq">
+      <w:hyperlink w:history="1" r:id="rIdvid7f_kz722btjojm-cst">
         <w:r>
           <w:rPr>
             <w:b/>
@@ -625,7 +625,7 @@
           <w:sz w:val="19"/>
           <w:szCs w:val="19"/>
         </w:rPr>
-        <w:t xml:space="preserve"> — 一句话 → 带字幕的 9:16 短片；端到端 AI 虚拟制片流水线</w:t>
+        <w:t xml:space="preserve"> — 用一条带评审闭环的流水线，把一句提示变成一部短片</w:t>
       </w:r>
       <w:r>
         <w:rPr>
@@ -652,45 +652,45 @@
           <w:sz w:val="18"/>
           <w:szCs w:val="18"/>
         </w:rPr>
-        <w:t xml:space="preserve">流水线：剧本 → 分镜 → 逐镜头视频生成 → 视觉模型评审 → 多语言字幕，全部是可回放的 Pydantic JSON 产物，带人在回路审批门与每次运行成本上限。</w:t>
-      </w:r>
-    </w:p>
-    <w:p>
-      <w:pPr>
-        <w:pStyle w:val="ListParagraph"/>
-        <w:numPr>
-          <w:ilvl w:val="0"/>
-          <w:numId w:val="1"/>
-        </w:numPr>
-        <w:spacing w:after="20"/>
-        <w:ind w:left="230" w:hanging="170"/>
-      </w:pPr>
-      <w:r>
-        <w:rPr>
-          <w:color w:val="3E3E3E"/>
-          <w:sz w:val="18"/>
-          <w:szCs w:val="18"/>
-        </w:rPr>
-        <w:t xml:space="preserve">闭环评审（非一次性）：每个片段抽 3 帧，由 VL 模型按叙事契合/角色一致性/技术质量打分；不合格生成定向修复提示词，在重试预算内进行。</w:t>
-      </w:r>
-    </w:p>
-    <w:p>
-      <w:pPr>
-        <w:pStyle w:val="ListParagraph"/>
-        <w:numPr>
-          <w:ilvl w:val="0"/>
-          <w:numId w:val="1"/>
-        </w:numPr>
-        <w:spacing w:after="20"/>
-        <w:ind w:left="230" w:hanging="170"/>
-      </w:pPr>
-      <w:r>
-        <w:rPr>
-          <w:color w:val="3E3E3E"/>
-          <w:sz w:val="18"/>
-          <w:szCs w:val="18"/>
-        </w:rPr>
-        <w:t xml:space="preserve">通过规范参考肖像作为图生视频首帧实现跨镜头角色一致性（实测 9–10）；端到端产出六部成片。</w:t>
+        <w:t xml:space="preserve">我的判断：把生成当成一条带反馈的制片流水线来做，而不是一个大 prompt。</w:t>
+      </w:r>
+    </w:p>
+    <w:p>
+      <w:pPr>
+        <w:pStyle w:val="ListParagraph"/>
+        <w:numPr>
+          <w:ilvl w:val="0"/>
+          <w:numId w:val="1"/>
+        </w:numPr>
+        <w:spacing w:after="20"/>
+        <w:ind w:left="230" w:hanging="170"/>
+      </w:pPr>
+      <w:r>
+        <w:rPr>
+          <w:color w:val="3E3E3E"/>
+          <w:sz w:val="18"/>
+          <w:szCs w:val="18"/>
+        </w:rPr>
+        <w:t xml:space="preserve">做了剧本 → 分镜 → 逐镜头生成 → 一个视觉模型评审给每个镜头打分、驱动定向重试，角色跨镜头保持一致，每一步都是可回放的产物。</w:t>
+      </w:r>
+    </w:p>
+    <w:p>
+      <w:pPr>
+        <w:pStyle w:val="ListParagraph"/>
+        <w:numPr>
+          <w:ilvl w:val="0"/>
+          <w:numId w:val="1"/>
+        </w:numPr>
+        <w:spacing w:after="20"/>
+        <w:ind w:left="230" w:hanging="170"/>
+      </w:pPr>
+      <w:r>
+        <w:rPr>
+          <w:color w:val="3E3E3E"/>
+          <w:sz w:val="18"/>
+          <w:szCs w:val="18"/>
+        </w:rPr>
+        <w:t xml:space="preserve">我的收获：对任何需要从头到尾保持连贯的东西，“带评审的闭环”都胜过一次性 prompt。</w:t>
       </w:r>
     </w:p>
     <w:p>
@@ -710,7 +710,7 @@
       <w:pPr>
         <w:spacing w:after="20" w:before="60"/>
       </w:pPr>
-      <w:hyperlink w:history="1" r:id="rIdkwqthnpx65yst0wqslpuo">
+      <w:hyperlink w:history="1" r:id="rIdwvsykmcmeu7s-om0klde0">
         <w:r>
           <w:rPr>
             <w:b/>
@@ -728,7 +728,7 @@
           <w:sz w:val="19"/>
           <w:szCs w:val="19"/>
         </w:rPr>
-        <w:t xml:space="preserve"> — 英伟达 Nemotron-3-Nano-30B（MoE + Mamba–Transformer 混合）的可复现后训练流水线；一次被彻底归因的失败</w:t>
+        <w:t xml:space="preserve"> — 英伟达 Nemotron-3-Nano-30B（30B MoE + Mamba–Transformer 混合推理模型）的可复现后训练流水线</w:t>
       </w:r>
       <w:r>
         <w:rPr>
@@ -755,45 +755,45 @@
           <w:sz w:val="18"/>
           <w:szCs w:val="18"/>
         </w:rPr>
-        <w:t xml:space="preserve">构建规则 teacher → CoT-SFT 流水线：确定性规则求解器作 teacher（EM 0.75、格式 100%）提供干净蒸馏标签；单卡 4-bit 加载 30B MoE；发现并修复 cache_position bug；masked SFT collator；为 GRPO/DPO 做多维奖励塑形。</w:t>
-      </w:r>
-    </w:p>
-    <w:p>
-      <w:pPr>
-        <w:pStyle w:val="ListParagraph"/>
-        <w:numPr>
-          <w:ilvl w:val="0"/>
-          <w:numId w:val="1"/>
-        </w:numPr>
-        <w:spacing w:after="20"/>
-        <w:ind w:left="230" w:hanging="170"/>
-      </w:pPr>
-      <w:r>
-        <w:rPr>
-          <w:color w:val="3E3E3E"/>
-          <w:sz w:val="18"/>
-          <w:szCs w:val="18"/>
-        </w:rPr>
-        <w:t xml:space="preserve">SFT loss 降到 0.33 但生成崩溃（EM 0%）；归因到 teacher-forcing 与生成的不一致，写了六份事后分析，设计了 native-PEFT 恢复路线。</w:t>
-      </w:r>
-    </w:p>
-    <w:p>
-      <w:pPr>
-        <w:pStyle w:val="ListParagraph"/>
-        <w:numPr>
-          <w:ilvl w:val="0"/>
-          <w:numId w:val="1"/>
-        </w:numPr>
-        <w:spacing w:after="20"/>
-        <w:ind w:left="230" w:hanging="170"/>
-      </w:pPr>
-      <w:r>
-        <w:rPr>
-          <w:color w:val="3E3E3E"/>
-          <w:sz w:val="18"/>
-          <w:szCs w:val="18"/>
-        </w:rPr>
-        <w:t xml:space="preserve">提炼出永久流程规则：任何长训练前先用 5 条样本跑通完整“训练→生成”回路。</w:t>
+        <w:t xml:space="preserve">目标是把整条后训练路径干净、可复现地搭起来 —— teacher、数据、监督微调、奖励塑形 —— 在单卡上跑一个 30B 的混合模型。</w:t>
+      </w:r>
+    </w:p>
+    <w:p>
+      <w:pPr>
+        <w:pStyle w:val="ListParagraph"/>
+        <w:numPr>
+          <w:ilvl w:val="0"/>
+          <w:numId w:val="1"/>
+        </w:numPr>
+        <w:spacing w:after="20"/>
+        <w:ind w:left="230" w:hanging="170"/>
+      </w:pPr>
+      <w:r>
+        <w:rPr>
+          <w:color w:val="3E3E3E"/>
+          <w:sz w:val="18"/>
+          <w:szCs w:val="18"/>
+        </w:rPr>
+        <w:t xml:space="preserve">把流水线和一个强的规则 teacher 跑通了；当微调后的模型训练 loss 正常、解码却很差时，我把它追到 teacher-forcing 与生成的不一致，并设计了修复方案。</w:t>
+      </w:r>
+    </w:p>
+    <w:p>
+      <w:pPr>
+        <w:pStyle w:val="ListParagraph"/>
+        <w:numPr>
+          <w:ilvl w:val="0"/>
+          <w:numId w:val="1"/>
+        </w:numPr>
+        <w:spacing w:after="20"/>
+        <w:ind w:left="230" w:hanging="170"/>
+      </w:pPr>
+      <w:r>
+        <w:rPr>
+          <w:color w:val="3E3E3E"/>
+          <w:sz w:val="18"/>
+          <w:szCs w:val="18"/>
+        </w:rPr>
+        <w:t xml:space="preserve">留下来的习惯：在投入一次长训练之前，先用几条样本把完整的“训练→生成”回路验证一遍。</w:t>
       </w:r>
     </w:p>
     <w:p>
@@ -882,7 +882,7 @@
           <w:sz w:val="17"/>
           <w:szCs w:val="17"/>
         </w:rPr>
-        <w:t xml:space="preserve">巴黎 · 2025.12 – 至今</w:t>
+        <w:t xml:space="preserve">巴黎 · 2025.03 – 2025.08</w:t>
       </w:r>
     </w:p>
     <w:p>
